--- a/Relatorio_SobrevivenciaJurassica.docx
+++ b/Relatorio_SobrevivenciaJurassica.docx
@@ -447,13 +447,8 @@
         <w:spacing w:after="120"/>
       </w:pPr>
       <w:r>
-        <w:t xml:space="preserve">3.10 </w:t>
-      </w:r>
-      <w:proofErr w:type="spellStart"/>
-      <w:r>
-        <w:t>Multithreading</w:t>
-      </w:r>
-      <w:proofErr w:type="spellEnd"/>
+        <w:t>3.10 Multithreading</w:t>
+      </w:r>
       <w:r>
         <w:tab/>
         <w:t>9</w:t>
@@ -636,49 +631,17 @@
         <w:jc w:val="both"/>
       </w:pPr>
       <w:r>
-        <w:t xml:space="preserve">O trabalho consistiu na implementação do jogo “Sobrevivência Jurássica” na linguagem Java, com interface gráfica desenvolvida com a biblioteca Swing. No jogo, o usuário controla um personagem que deve explorar um mapa gerado aleatoriamente, coletar itens e armas, e sobreviver a encontros com quatro tipos de dinossauros — </w:t>
-      </w:r>
-      <w:proofErr w:type="spellStart"/>
-      <w:r>
-        <w:t>Compsognato</w:t>
-      </w:r>
-      <w:proofErr w:type="spellEnd"/>
-      <w:r>
-        <w:t xml:space="preserve">, </w:t>
-      </w:r>
-      <w:proofErr w:type="spellStart"/>
-      <w:r>
-        <w:t>Troodonte</w:t>
-      </w:r>
-      <w:proofErr w:type="spellEnd"/>
-      <w:r>
-        <w:t xml:space="preserve">, </w:t>
-      </w:r>
-      <w:proofErr w:type="spellStart"/>
-      <w:r>
-        <w:t>Velociraptor</w:t>
-      </w:r>
-      <w:proofErr w:type="spellEnd"/>
-      <w:r>
-        <w:t xml:space="preserve"> e Tiranossauro Rex — cada um com atributos, comportamento de movimentação e regras de combate próprios.</w:t>
-      </w:r>
-    </w:p>
-    <w:p>
-      <w:pPr>
-        <w:spacing w:line="360" w:lineRule="auto"/>
-        <w:ind w:firstLine="709"/>
-        <w:jc w:val="both"/>
-      </w:pPr>
-      <w:r>
-        <w:t xml:space="preserve">Diferentemente da etapa intermediária do trabalho, que utilizava apenas entrada e saída via console, esta versão final inclui uma interface gráfica completa, com telas de boas-vindas, escolha de dificuldade, tabuleiro interativo, janela de combate e tela de resultado, além de suporte a movimentação autônoma dos dinossauros em uma </w:t>
-      </w:r>
-      <w:proofErr w:type="gramStart"/>
-      <w:r>
-        <w:t>thread separada</w:t>
-      </w:r>
-      <w:proofErr w:type="gramEnd"/>
-      <w:r>
-        <w:t xml:space="preserve"> da interface e de um sistema de salvamento e carregamento de partidas em arquivo.</w:t>
+        <w:t>O trabalho consistiu na implementação do jogo “Sobrevivência Jurássica” na linguagem Java, com interface gráfica desenvolvida com a biblioteca Swing. No jogo, o usuário controla um personagem que deve explorar um mapa gerado aleatoriamente, coletar itens e armas, e sobreviver a encontros com quatro tipos de dinossauros — Compsognato, Troodonte, Velociraptor e Tiranossauro Rex — cada um com atributos, comportamento de movimentação e regras de combate próprios.</w:t>
+      </w:r>
+    </w:p>
+    <w:p>
+      <w:pPr>
+        <w:spacing w:line="360" w:lineRule="auto"/>
+        <w:ind w:firstLine="709"/>
+        <w:jc w:val="both"/>
+      </w:pPr>
+      <w:r>
+        <w:t>Diferentemente da etapa intermediária do trabalho, que utilizava apenas entrada e saída via console, esta versão final inclui uma interface gráfica completa, com telas de boas-vindas, escolha de dificuldade, tabuleiro interativo, janela de combate e tela de resultado, além de suporte a movimentação autônoma dos dinossauros em uma thread separada da interface e de um sistema de salvamento e carregamento de partidas em arquivo.</w:t>
       </w:r>
     </w:p>
     <w:p>
@@ -856,47 +819,7 @@
         <w:jc w:val="both"/>
       </w:pPr>
       <w:r>
-        <w:t>Todo o sistema foi organizado em sete pacotes Java (</w:t>
-      </w:r>
-      <w:proofErr w:type="spellStart"/>
-      <w:r>
-        <w:t>Jogador_Mapa_Outros</w:t>
-      </w:r>
-      <w:proofErr w:type="spellEnd"/>
-      <w:r>
-        <w:t xml:space="preserve">, </w:t>
-      </w:r>
-      <w:proofErr w:type="spellStart"/>
-      <w:r>
-        <w:t>Caixas_E_Itens</w:t>
-      </w:r>
-      <w:proofErr w:type="spellEnd"/>
-      <w:r>
-        <w:t xml:space="preserve">, Dinossauros, Combate, </w:t>
-      </w:r>
-      <w:proofErr w:type="spellStart"/>
-      <w:r>
-        <w:t>Exceptions</w:t>
-      </w:r>
-      <w:proofErr w:type="spellEnd"/>
-      <w:r>
-        <w:t xml:space="preserve">, </w:t>
-      </w:r>
-      <w:proofErr w:type="spellStart"/>
-      <w:r>
-        <w:t>Persistencia</w:t>
-      </w:r>
-      <w:proofErr w:type="spellEnd"/>
-      <w:r>
-        <w:t xml:space="preserve"> e GUI), somando cerca de trinta classes e interfaces. Cada classe foi definida com responsabilidade única e bem delimitada — por exemplo, a classe Jogador representa exclusivamente o personagem controlado pelo usuário (posição, saúde, percepção e inventário), enquanto a lógica de geração do mapa foi isolada na classe </w:t>
-      </w:r>
-      <w:proofErr w:type="spellStart"/>
-      <w:r>
-        <w:t>GeradorDeMapa</w:t>
-      </w:r>
-      <w:proofErr w:type="spellEnd"/>
-      <w:r>
-        <w:t>, e a lógica de combate, na classe Combate.</w:t>
+        <w:t>Todo o sistema foi organizado em sete pacotes Java (Jogador_Mapa_Outros, Caixas_E_Itens, Dinossauros, Combate, Exceptions, Persistencia e GUI), somando cerca de trinta classes e interfaces. Cada classe foi definida com responsabilidade única e bem delimitada — por exemplo, a classe Jogador representa exclusivamente o personagem controlado pelo usuário (posição, saúde, percepção e inventário), enquanto a lógica de geração do mapa foi isolada na classe GeradorDeMapa, e a lógica de combate, na classe Combate.</w:t>
       </w:r>
     </w:p>
     <w:p>
@@ -918,294 +841,31 @@
         <w:jc w:val="both"/>
       </w:pPr>
       <w:r>
-        <w:t xml:space="preserve">Todos os atributos das classes de domínio são privados, sendo acessados apenas por meio de métodos públicos. Um exemplo representativo é a classe Personagem, cujos atributos </w:t>
-      </w:r>
-      <w:proofErr w:type="spellStart"/>
-      <w:r>
-        <w:t>saude</w:t>
-      </w:r>
-      <w:proofErr w:type="spellEnd"/>
-      <w:r>
-        <w:t xml:space="preserve">, </w:t>
-      </w:r>
-      <w:proofErr w:type="spellStart"/>
-      <w:r>
-        <w:t>saudeMaxima</w:t>
-      </w:r>
-      <w:proofErr w:type="spellEnd"/>
-      <w:r>
-        <w:t xml:space="preserve">, linha e coluna são </w:t>
-      </w:r>
-      <w:proofErr w:type="gramStart"/>
-      <w:r>
-        <w:t>privados</w:t>
-      </w:r>
-      <w:proofErr w:type="gramEnd"/>
-      <w:r>
-        <w:t xml:space="preserve"> e só podem ser alterados por métodos como </w:t>
-      </w:r>
-      <w:proofErr w:type="spellStart"/>
-      <w:r>
-        <w:t>receberDano</w:t>
-      </w:r>
-      <w:proofErr w:type="spellEnd"/>
-      <w:r>
-        <w:t>(</w:t>
-      </w:r>
-      <w:proofErr w:type="spellStart"/>
-      <w:r>
-        <w:t>int</w:t>
-      </w:r>
-      <w:proofErr w:type="spellEnd"/>
-      <w:r>
-        <w:t xml:space="preserve">) e </w:t>
-      </w:r>
-      <w:proofErr w:type="spellStart"/>
-      <w:proofErr w:type="gramStart"/>
-      <w:r>
-        <w:t>setPosicao</w:t>
-      </w:r>
-      <w:proofErr w:type="spellEnd"/>
-      <w:r>
-        <w:t>(</w:t>
-      </w:r>
-      <w:proofErr w:type="spellStart"/>
-      <w:proofErr w:type="gramEnd"/>
-      <w:r>
-        <w:t>int</w:t>
-      </w:r>
-      <w:proofErr w:type="spellEnd"/>
-      <w:r>
-        <w:t xml:space="preserve">, </w:t>
-      </w:r>
-      <w:proofErr w:type="spellStart"/>
-      <w:r>
-        <w:t>int</w:t>
-      </w:r>
-      <w:proofErr w:type="spellEnd"/>
-      <w:r>
-        <w:t xml:space="preserve">), que preservam invariantes (por exemplo, a saúde nunca fica negativa). A </w:t>
-      </w:r>
-      <w:proofErr w:type="gramStart"/>
-      <w:r>
-        <w:t>classe Inventario</w:t>
-      </w:r>
-      <w:proofErr w:type="gramEnd"/>
-      <w:r>
-        <w:t xml:space="preserve"> encapsula a lista de itens do jogador, expondo apenas operações de alto nível, como </w:t>
-      </w:r>
-      <w:proofErr w:type="spellStart"/>
-      <w:proofErr w:type="gramStart"/>
-      <w:r>
-        <w:t>possuiLancaDardos</w:t>
-      </w:r>
-      <w:proofErr w:type="spellEnd"/>
-      <w:r>
-        <w:t>(</w:t>
-      </w:r>
-      <w:proofErr w:type="gramEnd"/>
-      <w:r>
-        <w:t xml:space="preserve">) e </w:t>
-      </w:r>
-      <w:proofErr w:type="spellStart"/>
-      <w:proofErr w:type="gramStart"/>
-      <w:r>
-        <w:t>getLancaDardos</w:t>
-      </w:r>
-      <w:proofErr w:type="spellEnd"/>
-      <w:r>
-        <w:t>(</w:t>
-      </w:r>
-      <w:proofErr w:type="gramEnd"/>
-      <w:r>
-        <w:t xml:space="preserve">); é o método </w:t>
-      </w:r>
-      <w:proofErr w:type="spellStart"/>
-      <w:r>
-        <w:t>Jogador.coletarItem</w:t>
-      </w:r>
-      <w:proofErr w:type="spellEnd"/>
-      <w:r>
-        <w:t>(Item) quem decide, sem expor a estrutura interna do inventário, se um item novo deve ser adicionado ou apenas somado a um item já existente (caso da munição do Lança-Dardos).</w:t>
-      </w:r>
-    </w:p>
-    <w:p>
-      <w:pPr>
-        <w:spacing w:line="360" w:lineRule="auto"/>
-        <w:ind w:firstLine="709"/>
-        <w:jc w:val="both"/>
-      </w:pPr>
-      <w:r>
-        <w:t xml:space="preserve">Construtores customizados encadeados com </w:t>
-      </w:r>
-      <w:proofErr w:type="gramStart"/>
-      <w:r>
-        <w:t>super(</w:t>
-      </w:r>
-      <w:proofErr w:type="gramEnd"/>
-      <w:r>
-        <w:t xml:space="preserve">) aparecem em toda a hierarquia de Personagem: por exemplo, </w:t>
-      </w:r>
-      <w:proofErr w:type="gramStart"/>
-      <w:r>
-        <w:t>Dinossauro(</w:t>
-      </w:r>
-      <w:proofErr w:type="spellStart"/>
-      <w:proofErr w:type="gramEnd"/>
-      <w:r>
-        <w:t>int</w:t>
-      </w:r>
-      <w:proofErr w:type="spellEnd"/>
-      <w:r>
-        <w:t xml:space="preserve"> linha, </w:t>
-      </w:r>
-      <w:proofErr w:type="spellStart"/>
-      <w:r>
-        <w:t>int</w:t>
-      </w:r>
-      <w:proofErr w:type="spellEnd"/>
-      <w:r>
-        <w:t xml:space="preserve"> coluna, </w:t>
-      </w:r>
-      <w:proofErr w:type="spellStart"/>
-      <w:r>
-        <w:t>int</w:t>
-      </w:r>
-      <w:proofErr w:type="spellEnd"/>
-      <w:r>
-        <w:t xml:space="preserve"> </w:t>
-      </w:r>
-      <w:proofErr w:type="spellStart"/>
-      <w:r>
-        <w:t>saude</w:t>
-      </w:r>
-      <w:proofErr w:type="spellEnd"/>
-      <w:r>
-        <w:t>) é chamado pelo construtor de cada subclasse concreta (</w:t>
-      </w:r>
-      <w:proofErr w:type="spellStart"/>
-      <w:proofErr w:type="gramStart"/>
-      <w:r>
-        <w:t>Compsognato</w:t>
-      </w:r>
-      <w:proofErr w:type="spellEnd"/>
-      <w:r>
-        <w:t>(</w:t>
-      </w:r>
-      <w:proofErr w:type="spellStart"/>
-      <w:proofErr w:type="gramEnd"/>
-      <w:r>
-        <w:t>int</w:t>
-      </w:r>
-      <w:proofErr w:type="spellEnd"/>
-      <w:r>
-        <w:t xml:space="preserve">, </w:t>
-      </w:r>
-      <w:proofErr w:type="spellStart"/>
-      <w:r>
-        <w:t>int</w:t>
-      </w:r>
-      <w:proofErr w:type="spellEnd"/>
-      <w:r>
-        <w:t xml:space="preserve">), </w:t>
-      </w:r>
-      <w:proofErr w:type="spellStart"/>
-      <w:proofErr w:type="gramStart"/>
-      <w:r>
-        <w:t>Troodonte</w:t>
-      </w:r>
-      <w:proofErr w:type="spellEnd"/>
-      <w:r>
-        <w:t>(</w:t>
-      </w:r>
-      <w:proofErr w:type="spellStart"/>
-      <w:proofErr w:type="gramEnd"/>
-      <w:r>
-        <w:t>int</w:t>
-      </w:r>
-      <w:proofErr w:type="spellEnd"/>
-      <w:r>
-        <w:t xml:space="preserve">, </w:t>
-      </w:r>
-      <w:proofErr w:type="spellStart"/>
-      <w:r>
-        <w:t>int</w:t>
-      </w:r>
-      <w:proofErr w:type="spellEnd"/>
-      <w:r>
-        <w:t>) etc.), que define apenas o valor de saúde inicial específico daquele tipo de dinossauro.</w:t>
-      </w:r>
-    </w:p>
-    <w:p>
-      <w:pPr>
-        <w:spacing w:line="360" w:lineRule="auto"/>
-        <w:ind w:firstLine="709"/>
-        <w:jc w:val="both"/>
-      </w:pPr>
-      <w:r>
-        <w:t xml:space="preserve">Métodos estáticos foram usados sempre que uma operação não depende do estado de uma instância específica. A classe </w:t>
-      </w:r>
-      <w:proofErr w:type="spellStart"/>
-      <w:r>
-        <w:t>GerenciadorPersistencia</w:t>
-      </w:r>
-      <w:proofErr w:type="spellEnd"/>
-      <w:r>
-        <w:t xml:space="preserve">, por exemplo, é uma classe utilitária composta inteiramente por métodos estáticos </w:t>
+        <w:t>Todos os atributos das classes de domínio são privados, sendo acessados apenas por meio de métodos públicos. Um exemplo representativo é a classe Personagem, cujos atributos saude, saudeMaxima, linha e coluna são privados e só podem ser alterados por métodos como receberDano(int) e setPosicao(int, int), que preservam invariantes (por exemplo, a saúde nunca fica negativa). A classe Inventario encapsula a lista de itens do jogador, expondo apenas operações de alto nível, como possuiLancaDardos() e getLancaDardos(); é o método Jogador.coletarItem(Item) quem decide, sem expor a estrutura interna do inventário, se um item novo deve ser adicionado ou apenas somado a um item já existente (caso da munição do Lança-Dardos).</w:t>
+      </w:r>
+    </w:p>
+    <w:p>
+      <w:pPr>
+        <w:spacing w:line="360" w:lineRule="auto"/>
+        <w:ind w:firstLine="709"/>
+        <w:jc w:val="both"/>
+      </w:pPr>
+      <w:r>
+        <w:t>Construtores customizados encadeados com super() aparecem em toda a hierarquia de Personagem: por exemplo, Dinossauro(int linha, int coluna, int saude) é chamado pelo construtor de cada subclasse concreta (Compsognato(int, int), Troodonte(int, int) etc.), que define apenas o valor de saúde inicial específico daquele tipo de dinossauro.</w:t>
+      </w:r>
+    </w:p>
+    <w:p>
+      <w:pPr>
+        <w:spacing w:line="360" w:lineRule="auto"/>
+        <w:ind w:firstLine="709"/>
+        <w:jc w:val="both"/>
+      </w:pPr>
+      <w:r>
+        <w:t xml:space="preserve">Métodos estáticos foram usados sempre que uma operação não depende do estado de uma instância específica. A classe GerenciadorPersistencia, por exemplo, é uma classe utilitária composta inteiramente por métodos estáticos </w:t>
       </w:r>
       <w:r>
         <w:lastRenderedPageBreak/>
-        <w:t>(</w:t>
-      </w:r>
-      <w:proofErr w:type="gramStart"/>
-      <w:r>
-        <w:t>salvar(</w:t>
-      </w:r>
-      <w:proofErr w:type="spellStart"/>
-      <w:proofErr w:type="gramEnd"/>
-      <w:r>
-        <w:t>EstadoJogo</w:t>
-      </w:r>
-      <w:proofErr w:type="spellEnd"/>
-      <w:r>
-        <w:t xml:space="preserve">) e </w:t>
-      </w:r>
-      <w:proofErr w:type="gramStart"/>
-      <w:r>
-        <w:t>carregar(</w:t>
-      </w:r>
-      <w:proofErr w:type="gramEnd"/>
-      <w:r>
-        <w:t xml:space="preserve">)), sem necessidade de ser instanciada; e o método </w:t>
-      </w:r>
-      <w:proofErr w:type="spellStart"/>
-      <w:proofErr w:type="gramStart"/>
-      <w:r>
-        <w:t>main</w:t>
-      </w:r>
-      <w:proofErr w:type="spellEnd"/>
-      <w:r>
-        <w:t>(</w:t>
-      </w:r>
-      <w:proofErr w:type="spellStart"/>
-      <w:r>
-        <w:t>String</w:t>
-      </w:r>
-      <w:proofErr w:type="spellEnd"/>
-      <w:r>
-        <w:t>[</w:t>
-      </w:r>
-      <w:proofErr w:type="gramEnd"/>
-      <w:r>
-        <w:t xml:space="preserve">]), ponto de entrada do programa, está declarado como estático na classe </w:t>
-      </w:r>
-      <w:proofErr w:type="spellStart"/>
-      <w:r>
-        <w:t>JanelaPrincipal</w:t>
-      </w:r>
-      <w:proofErr w:type="spellEnd"/>
-      <w:r>
-        <w:t>.</w:t>
+        <w:t>(salvar(EstadoJogo) e carregar()), sem necessidade de ser instanciada; e o método main(String[]), ponto de entrada do programa, está declarado como estático na classe JanelaPrincipal.</w:t>
       </w:r>
     </w:p>
     <w:p>
@@ -1227,149 +887,65 @@
         <w:jc w:val="both"/>
       </w:pPr>
       <w:r>
-        <w:t>Generalização (herança): a hierarquia Entidade → Personagem → {Jogador, Dinossauro} → {</w:t>
-      </w:r>
-      <w:proofErr w:type="spellStart"/>
-      <w:r>
-        <w:t>Compsognato</w:t>
-      </w:r>
-      <w:proofErr w:type="spellEnd"/>
-      <w:r>
-        <w:t xml:space="preserve">, </w:t>
-      </w:r>
-      <w:proofErr w:type="spellStart"/>
-      <w:r>
-        <w:t>Troodonte</w:t>
-      </w:r>
-      <w:proofErr w:type="spellEnd"/>
-      <w:r>
-        <w:t xml:space="preserve">, </w:t>
-      </w:r>
-      <w:proofErr w:type="spellStart"/>
-      <w:r>
-        <w:t>Velociraptor</w:t>
-      </w:r>
-      <w:proofErr w:type="spellEnd"/>
-      <w:r>
-        <w:t xml:space="preserve">, </w:t>
-      </w:r>
-      <w:proofErr w:type="spellStart"/>
-      <w:r>
-        <w:t>TiranossauroRex</w:t>
-      </w:r>
-      <w:proofErr w:type="spellEnd"/>
-      <w:r>
-        <w:t>} é o exemplo mais extenso de generalização do projeto; a hierarquia Item → Arma → {</w:t>
-      </w:r>
-      <w:proofErr w:type="spellStart"/>
-      <w:r>
-        <w:t>BastaoEletrico</w:t>
-      </w:r>
-      <w:proofErr w:type="spellEnd"/>
-      <w:r>
-        <w:t xml:space="preserve">, </w:t>
-      </w:r>
-      <w:proofErr w:type="spellStart"/>
-      <w:r>
-        <w:t>LancaDardos</w:t>
-      </w:r>
-      <w:proofErr w:type="spellEnd"/>
-      <w:r>
-        <w:t>} é outro exemplo, detalhado na seção 3.4.</w:t>
-      </w:r>
-    </w:p>
-    <w:p>
-      <w:pPr>
-        <w:spacing w:line="360" w:lineRule="auto"/>
-        <w:ind w:firstLine="709"/>
-        <w:jc w:val="both"/>
-      </w:pPr>
-      <w:r>
-        <w:t>Associação: a classe Combate associa-se a um Jogador, a um Dinossauro e a um Mapa apenas para a duração de um combate — ela utiliza esses objetos (chama métodos, lê e altera atributos), mas não é dona do ciclo de vida deles; os três continuam existindo normalmente depois que o objeto Combate é descartado ao final da luta.</w:t>
-      </w:r>
-    </w:p>
-    <w:p>
-      <w:pPr>
-        <w:spacing w:line="360" w:lineRule="auto"/>
-        <w:ind w:firstLine="709"/>
-        <w:jc w:val="both"/>
-      </w:pPr>
-      <w:r>
-        <w:t>Agregação: o Mapa mantém uma lista de Dinossauro (</w:t>
-      </w:r>
-      <w:proofErr w:type="spellStart"/>
-      <w:r>
-        <w:t>List</w:t>
-      </w:r>
-      <w:proofErr w:type="spellEnd"/>
-      <w:r>
-        <w:t xml:space="preserve">&lt;Dinossauro&gt;) e uma referência ao Jogador posicionados sobre sua matriz, mas esses objetos não são criados nem destruídos pelo Mapa — eles são criados por </w:t>
-      </w:r>
-      <w:proofErr w:type="spellStart"/>
-      <w:r>
-        <w:t>GeradorDeMapa</w:t>
-      </w:r>
-      <w:proofErr w:type="spellEnd"/>
-      <w:r>
-        <w:t>/</w:t>
-      </w:r>
-      <w:proofErr w:type="spellStart"/>
-      <w:r>
-        <w:t>JanelaPrincipal</w:t>
-      </w:r>
-      <w:proofErr w:type="spellEnd"/>
-      <w:r>
-        <w:t xml:space="preserve"> e apenas posicionados no tabuleiro, caracterizando uma relação de agregação (o “todo” </w:t>
-      </w:r>
-      <w:proofErr w:type="spellStart"/>
-      <w:r>
-        <w:t>referencia</w:t>
-      </w:r>
-      <w:proofErr w:type="spellEnd"/>
-      <w:r>
-        <w:t xml:space="preserve"> as “partes”, mas as partes têm vida própria).</w:t>
-      </w:r>
-    </w:p>
-    <w:p>
-      <w:pPr>
-        <w:spacing w:line="360" w:lineRule="auto"/>
-        <w:ind w:firstLine="709"/>
-        <w:jc w:val="both"/>
-      </w:pPr>
-      <w:r>
-        <w:t xml:space="preserve">Composição: o Jogador possui um Inventario criado em seu próprio construtor (new </w:t>
-      </w:r>
-      <w:proofErr w:type="gramStart"/>
-      <w:r>
-        <w:t>Inventario(</w:t>
-      </w:r>
-      <w:proofErr w:type="gramEnd"/>
-      <w:r>
-        <w:t xml:space="preserve">)) e que não existe fora do contexto de um jogador — relação de composição típica. Da mesma forma, cada </w:t>
-      </w:r>
-      <w:proofErr w:type="spellStart"/>
-      <w:r>
-        <w:t>CaixaDeSuprimentos</w:t>
-      </w:r>
-      <w:proofErr w:type="spellEnd"/>
-      <w:r>
-        <w:t xml:space="preserve"> é criada já contendo o seu </w:t>
-      </w:r>
-      <w:proofErr w:type="spellStart"/>
-      <w:r>
-        <w:t>ConteudoCaixa</w:t>
-      </w:r>
-      <w:proofErr w:type="spellEnd"/>
-      <w:r>
-        <w:t xml:space="preserve"> (o item ou o </w:t>
-      </w:r>
-      <w:proofErr w:type="spellStart"/>
-      <w:r>
-        <w:t>Compsognato</w:t>
-      </w:r>
-      <w:proofErr w:type="spellEnd"/>
-      <w:r>
-        <w:t>-surpresa que ela guarda), e esse conteúdo não é compartilhado com nenhuma outra caixa.</w:t>
+        <w:rPr>
+          <w:b/>
+          <w:bCs/>
+        </w:rPr>
+        <w:t xml:space="preserve">Generalização (herança): </w:t>
+      </w:r>
+      <w:r>
+        <w:t>a hierarquia Entidade → Personagem → {Jogador, Dinossauro} → {Compsognato, Troodonte, Velociraptor, TiranossauroRex} é o exemplo mais extenso de generalização do projeto; a hierarquia Item → Arma → {BastaoEletrico, LancaDardos} é outro exemplo, detalhado na seção 3.4.</w:t>
+      </w:r>
+    </w:p>
+    <w:p>
+      <w:pPr>
+        <w:spacing w:line="360" w:lineRule="auto"/>
+        <w:ind w:firstLine="709"/>
+        <w:jc w:val="both"/>
+      </w:pPr>
+      <w:r>
+        <w:rPr>
+          <w:b/>
+          <w:bCs/>
+        </w:rPr>
+        <w:t>Associação:</w:t>
+      </w:r>
+      <w:r>
+        <w:t xml:space="preserve"> a classe Combate associa-se a um Jogador, a um Dinossauro e a um Mapa apenas para a duração de um combate — ela utiliza esses objetos (chama métodos, lê e altera atributos), mas não é dona do ciclo de vida deles; os três continuam existindo normalmente depois que o objeto Combate é descartado ao final da luta.</w:t>
+      </w:r>
+    </w:p>
+    <w:p>
+      <w:pPr>
+        <w:spacing w:line="360" w:lineRule="auto"/>
+        <w:ind w:firstLine="709"/>
+        <w:jc w:val="both"/>
+      </w:pPr>
+      <w:r>
+        <w:rPr>
+          <w:b/>
+          <w:bCs/>
+        </w:rPr>
+        <w:t>Agregação:</w:t>
+      </w:r>
+      <w:r>
+        <w:t xml:space="preserve"> o Mapa mantém uma lista de Dinossauro (List&lt;Dinossauro&gt;) e uma referência ao Jogador posicionados sobre sua matriz, mas esses objetos não são criados nem destruídos pelo Mapa — eles são criados por GeradorDeMapa/JanelaPrincipal e apenas posicionados no tabuleiro, caracterizando uma relação de agregação (o “todo” referencia as “partes”, mas as partes têm vida própria).</w:t>
+      </w:r>
+    </w:p>
+    <w:p>
+      <w:pPr>
+        <w:spacing w:line="360" w:lineRule="auto"/>
+        <w:ind w:firstLine="709"/>
+        <w:jc w:val="both"/>
+      </w:pPr>
+      <w:r>
+        <w:rPr>
+          <w:b/>
+          <w:bCs/>
+        </w:rPr>
+        <w:t>Composição:</w:t>
+      </w:r>
+      <w:r>
+        <w:t xml:space="preserve"> o Jogador possui um Inventario criado em seu próprio construtor (new Inventario()) e que não existe fora do contexto de um jogador — relação de composição típica. Da mesma forma, cada CaixaDeSuprimentos é criada já contendo o seu ConteudoCaixa (o item ou o Compsognato-surpresa que ela guarda), e esse conteúdo não é compartilhado com nenhuma outra caixa.</w:t>
       </w:r>
     </w:p>
     <w:p>
@@ -1391,72 +967,11 @@
         <w:jc w:val="both"/>
       </w:pPr>
       <w:r>
-        <w:t>O exemplo de herança mais diretamente ligado aos requisitos do trabalho é a hierarquia de armas: Item → Arma → {</w:t>
-      </w:r>
-      <w:proofErr w:type="spellStart"/>
-      <w:r>
-        <w:t>BastaoEletrico</w:t>
-      </w:r>
-      <w:proofErr w:type="spellEnd"/>
-      <w:r>
-        <w:t xml:space="preserve">, </w:t>
-      </w:r>
-      <w:proofErr w:type="spellStart"/>
-      <w:r>
-        <w:t>LancaDardos</w:t>
-      </w:r>
-      <w:proofErr w:type="spellEnd"/>
-      <w:r>
-        <w:t xml:space="preserve">}. A classe abstrata Arma define o método </w:t>
-      </w:r>
-      <w:proofErr w:type="spellStart"/>
-      <w:proofErr w:type="gramStart"/>
-      <w:r>
-        <w:t>calcularDano</w:t>
-      </w:r>
-      <w:proofErr w:type="spellEnd"/>
-      <w:r>
-        <w:t>(</w:t>
-      </w:r>
-      <w:proofErr w:type="gramEnd"/>
-      <w:r>
-        <w:t xml:space="preserve">Random), e cada subclasse concreta o sobrescreve com sua própria regra de dado — o </w:t>
-      </w:r>
-      <w:proofErr w:type="spellStart"/>
-      <w:r>
-        <w:t>BastaoEletrico</w:t>
-      </w:r>
-      <w:proofErr w:type="spellEnd"/>
-      <w:r>
-        <w:t xml:space="preserve"> causa </w:t>
-      </w:r>
-      <w:proofErr w:type="spellStart"/>
-      <w:r>
-        <w:t>dano</w:t>
-      </w:r>
-      <w:proofErr w:type="spellEnd"/>
-      <w:r>
-        <w:t xml:space="preserve"> crítico (2 pontos) em resultado maior que 5, erra no resultado 1 e causa 1 ponto de dano nos </w:t>
+        <w:t xml:space="preserve">O exemplo de herança mais diretamente ligado aos requisitos do trabalho é a hierarquia de armas: Item → Arma → {BastaoEletrico, LancaDardos}. A classe abstrata Arma define o método calcularDano(Random), e cada subclasse concreta o sobrescreve com sua própria regra de dado — o BastaoEletrico causa dano crítico (2 pontos) em resultado maior que 5, erra no resultado 1 e causa 1 ponto de dano nos </w:t>
       </w:r>
       <w:r>
         <w:lastRenderedPageBreak/>
-        <w:t xml:space="preserve">demais casos, enquanto o </w:t>
-      </w:r>
-      <w:proofErr w:type="spellStart"/>
-      <w:r>
-        <w:t>LancaDardos</w:t>
-      </w:r>
-      <w:proofErr w:type="spellEnd"/>
-      <w:r>
-        <w:t xml:space="preserve"> sempre causa </w:t>
-      </w:r>
-      <w:proofErr w:type="spellStart"/>
-      <w:r>
-        <w:t>dano</w:t>
-      </w:r>
-      <w:proofErr w:type="spellEnd"/>
-      <w:r>
-        <w:t xml:space="preserve"> crítico, mas consome uma munição por disparo. Da mesma forma, todas as quatro subclasses de Dinossauro herdam de uma superclasse abstrata comum, reaproveitando atributos (saúde, posição) e comportamentos genéricos definidos em Personagem e Dinossauro, e especializando apenas o que é próprio de cada espécie (dano de ataque, vulnerabilidades e padrão de movimentação).</w:t>
+        <w:t>demais casos, enquanto o LancaDardos sempre causa dano crítico, mas consome uma munição por disparo. Da mesma forma, todas as quatro subclasses de Dinossauro herdam de uma superclasse abstrata comum, reaproveitando atributos (saúde, posição) e comportamentos genéricos definidos em Personagem e Dinossauro, e especializando apenas o que é próprio de cada espécie (dano de ataque, vulnerabilidades e padrão de movimentação).</w:t>
       </w:r>
     </w:p>
     <w:p>
@@ -1478,112 +993,7 @@
         <w:jc w:val="both"/>
       </w:pPr>
       <w:r>
-        <w:t>O polimorfismo é utilizado de forma consistente para eliminar decisões condicionais (</w:t>
-      </w:r>
-      <w:proofErr w:type="spellStart"/>
-      <w:r>
-        <w:t>if</w:t>
-      </w:r>
-      <w:proofErr w:type="spellEnd"/>
-      <w:r>
-        <w:t>/</w:t>
-      </w:r>
-      <w:proofErr w:type="spellStart"/>
-      <w:r>
-        <w:t>else</w:t>
-      </w:r>
-      <w:proofErr w:type="spellEnd"/>
-      <w:r>
-        <w:t xml:space="preserve"> encadeados) que, de outra forma, teriam que testar o tipo concreto de cada objeto. A thread de movimentação (</w:t>
-      </w:r>
-      <w:proofErr w:type="spellStart"/>
-      <w:r>
-        <w:t>ThreadDinossauros</w:t>
-      </w:r>
-      <w:proofErr w:type="spellEnd"/>
-      <w:r>
-        <w:t xml:space="preserve">) percorre a lista de dinossauros do mapa chamando </w:t>
-      </w:r>
-      <w:proofErr w:type="spellStart"/>
-      <w:proofErr w:type="gramStart"/>
-      <w:r>
-        <w:t>dino.mover</w:t>
-      </w:r>
-      <w:proofErr w:type="spellEnd"/>
-      <w:proofErr w:type="gramEnd"/>
-      <w:r>
-        <w:t xml:space="preserve">(mapa) </w:t>
-      </w:r>
-      <w:proofErr w:type="spellStart"/>
-      <w:r>
-        <w:t>polimorficamente</w:t>
-      </w:r>
-      <w:proofErr w:type="spellEnd"/>
-      <w:r>
-        <w:t xml:space="preserve">, sem nunca precisar saber se está lidando com um </w:t>
-      </w:r>
-      <w:proofErr w:type="spellStart"/>
-      <w:r>
-        <w:t>Troodonte</w:t>
-      </w:r>
-      <w:proofErr w:type="spellEnd"/>
-      <w:r>
-        <w:t xml:space="preserve"> (que persegue o jogador) ou um </w:t>
-      </w:r>
-      <w:proofErr w:type="spellStart"/>
-      <w:r>
-        <w:t>Velociraptor</w:t>
-      </w:r>
-      <w:proofErr w:type="spellEnd"/>
-      <w:r>
-        <w:t xml:space="preserve"> (que se move aleatoriamente por até duas casas) — cada subclasse decide sua própria direção de movimento. De forma semelhante, o Combate chama </w:t>
-      </w:r>
-      <w:proofErr w:type="spellStart"/>
-      <w:proofErr w:type="gramStart"/>
-      <w:r>
-        <w:t>arma.calcularDano</w:t>
-      </w:r>
-      <w:proofErr w:type="spellEnd"/>
-      <w:proofErr w:type="gramEnd"/>
-      <w:r>
-        <w:t>(</w:t>
-      </w:r>
-      <w:proofErr w:type="spellStart"/>
-      <w:r>
-        <w:t>rand</w:t>
-      </w:r>
-      <w:proofErr w:type="spellEnd"/>
-      <w:r>
-        <w:t xml:space="preserve">) sem saber se a arma equipada é um </w:t>
-      </w:r>
-      <w:proofErr w:type="spellStart"/>
-      <w:r>
-        <w:t>BastaoEletrico</w:t>
-      </w:r>
-      <w:proofErr w:type="spellEnd"/>
-      <w:r>
-        <w:t xml:space="preserve"> ou um </w:t>
-      </w:r>
-      <w:proofErr w:type="spellStart"/>
-      <w:r>
-        <w:t>LancaDardos</w:t>
-      </w:r>
-      <w:proofErr w:type="spellEnd"/>
-      <w:r>
-        <w:t xml:space="preserve">: cada uma resolve seu próprio cálculo de dano e devolve a mensagem correspondente por meio de </w:t>
-      </w:r>
-      <w:proofErr w:type="spellStart"/>
-      <w:proofErr w:type="gramStart"/>
-      <w:r>
-        <w:t>getUltimaMensagem</w:t>
-      </w:r>
-      <w:proofErr w:type="spellEnd"/>
-      <w:r>
-        <w:t>(</w:t>
-      </w:r>
-      <w:proofErr w:type="gramEnd"/>
-      <w:r>
-        <w:t>).</w:t>
+        <w:t>O polimorfismo é utilizado de forma consistente para eliminar decisões condicionais (if/else encadeados) que, de outra forma, teriam que testar o tipo concreto de cada objeto. A thread de movimentação (ThreadDinossauros) percorre a lista de dinossauros do mapa chamando dino.mover(mapa) polimorficamente, sem nunca precisar saber se está lidando com um Troodonte (que persegue o jogador) ou um Velociraptor (que se move aleatoriamente por até duas casas) — cada subclasse decide sua própria direção de movimento. De forma semelhante, o Combate chama arma.calcularDano(rand) sem saber se a arma equipada é um BastaoEletrico ou um LancaDardos: cada uma resolve seu próprio cálculo de dano e devolve a mensagem correspondente por meio de getUltimaMensagem().</w:t>
       </w:r>
     </w:p>
     <w:p>
@@ -1615,63 +1025,7 @@
         <w:jc w:val="both"/>
       </w:pPr>
       <w:r>
-        <w:t xml:space="preserve">O projeto possui uma única interface, </w:t>
-      </w:r>
-      <w:proofErr w:type="spellStart"/>
-      <w:r>
-        <w:t>ConteudoCaixa</w:t>
-      </w:r>
-      <w:proofErr w:type="spellEnd"/>
-      <w:r>
-        <w:t xml:space="preserve">, definida deliberadamente para representar “o que um objeto faz” (é encontrado dentro de uma caixa de suprimentos e reage a esse evento), e não “o que ele é”. Essa interface é implementada por duas famílias de classes sem nenhum ancestral comum: a classe Item (e, por herança, todas as suas subclasses — </w:t>
-      </w:r>
-      <w:proofErr w:type="spellStart"/>
-      <w:r>
-        <w:t>KitMedico</w:t>
-      </w:r>
-      <w:proofErr w:type="spellEnd"/>
-      <w:r>
-        <w:t xml:space="preserve">, </w:t>
-      </w:r>
-      <w:proofErr w:type="spellStart"/>
-      <w:r>
-        <w:t>BastaoEletrico</w:t>
-      </w:r>
-      <w:proofErr w:type="spellEnd"/>
-      <w:r>
-        <w:t xml:space="preserve"> e </w:t>
-      </w:r>
-      <w:proofErr w:type="spellStart"/>
-      <w:r>
-        <w:t>LancaDardos</w:t>
-      </w:r>
-      <w:proofErr w:type="spellEnd"/>
-      <w:r>
-        <w:t xml:space="preserve">) e a classe </w:t>
-      </w:r>
-      <w:proofErr w:type="spellStart"/>
-      <w:r>
-        <w:t>Compsognato</w:t>
-      </w:r>
-      <w:proofErr w:type="spellEnd"/>
-      <w:r>
-        <w:t xml:space="preserve">, que pertence à hierarquia de Dinossauro. Um </w:t>
-      </w:r>
-      <w:proofErr w:type="spellStart"/>
-      <w:r>
-        <w:t>Compsognato</w:t>
-      </w:r>
-      <w:proofErr w:type="spellEnd"/>
-      <w:r>
-        <w:t xml:space="preserve"> pode, assim, aparecer tanto andando livremente pelo mapa quanto escondido dentro de uma caixa de suprimentos como uma “surpresa”, sem que a classe </w:t>
-      </w:r>
-      <w:proofErr w:type="spellStart"/>
-      <w:r>
-        <w:t>CaixaDeSuprimentos</w:t>
-      </w:r>
-      <w:proofErr w:type="spellEnd"/>
-      <w:r>
-        <w:t xml:space="preserve"> precise conhecer a diferença entre um item comum e um dinossauro.</w:t>
+        <w:t>O projeto possui uma única interface, ConteudoCaixa, definida deliberadamente para representar “o que um objeto faz” (é encontrado dentro de uma caixa de suprimentos e reage a esse evento), e não “o que ele é”. Essa interface é implementada por duas famílias de classes sem nenhum ancestral comum: a classe Item (e, por herança, todas as suas subclasses — KitMedico, BastaoEletrico e LancaDardos) e a classe Compsognato, que pertence à hierarquia de Dinossauro. Um Compsognato pode, assim, aparecer tanto andando livremente pelo mapa quanto escondido dentro de uma caixa de suprimentos como uma “surpresa”, sem que a classe CaixaDeSuprimentos precise conhecer a diferença entre um item comum e um dinossauro.</w:t>
       </w:r>
     </w:p>
     <w:p>
@@ -1694,111 +1048,7 @@
         <w:jc w:val="both"/>
       </w:pPr>
       <w:r>
-        <w:t xml:space="preserve">Foram criadas três exceções de aplicação, todas </w:t>
-      </w:r>
-      <w:proofErr w:type="spellStart"/>
-      <w:r>
-        <w:t>checked</w:t>
-      </w:r>
-      <w:proofErr w:type="spellEnd"/>
-      <w:r>
-        <w:t xml:space="preserve"> (subclasses diretas de </w:t>
-      </w:r>
-      <w:proofErr w:type="spellStart"/>
-      <w:r>
-        <w:t>Exception</w:t>
-      </w:r>
-      <w:proofErr w:type="spellEnd"/>
-      <w:r>
-        <w:t xml:space="preserve">), cada uma representando uma condição de erro previsível do domínio do jogo: </w:t>
-      </w:r>
-      <w:proofErr w:type="spellStart"/>
-      <w:r>
-        <w:t>MovimentoInvalidoException</w:t>
-      </w:r>
-      <w:proofErr w:type="spellEnd"/>
-      <w:r>
-        <w:t xml:space="preserve">, lançada por </w:t>
-      </w:r>
-      <w:proofErr w:type="spellStart"/>
-      <w:r>
-        <w:t>Mapa.moverJogador</w:t>
-      </w:r>
-      <w:proofErr w:type="spellEnd"/>
-      <w:r>
-        <w:t>(</w:t>
-      </w:r>
-      <w:proofErr w:type="spellStart"/>
-      <w:r>
-        <w:t>int</w:t>
-      </w:r>
-      <w:proofErr w:type="spellEnd"/>
-      <w:r>
-        <w:t xml:space="preserve">, </w:t>
-      </w:r>
-      <w:proofErr w:type="spellStart"/>
-      <w:r>
-        <w:t>int</w:t>
-      </w:r>
-      <w:proofErr w:type="spellEnd"/>
-      <w:r>
-        <w:t xml:space="preserve">) quando o destino é uma posição fora do tabuleiro, ocupada por uma parede, ou não adjacente à posição atual do jogador, e tratada em </w:t>
-      </w:r>
-      <w:proofErr w:type="spellStart"/>
-      <w:r>
-        <w:t>PainelJogo</w:t>
-      </w:r>
-      <w:proofErr w:type="spellEnd"/>
-      <w:r>
-        <w:t xml:space="preserve"> com uma mensagem amigável em </w:t>
-      </w:r>
-      <w:proofErr w:type="spellStart"/>
-      <w:r>
-        <w:t>JOptionPane</w:t>
-      </w:r>
-      <w:proofErr w:type="spellEnd"/>
-      <w:r>
-        <w:t xml:space="preserve">; </w:t>
-      </w:r>
-      <w:proofErr w:type="spellStart"/>
-      <w:r>
-        <w:t>SemMunicaoException</w:t>
-      </w:r>
-      <w:proofErr w:type="spellEnd"/>
-      <w:r>
-        <w:t xml:space="preserve">, lançada por Combate quando o jogador tenta atacar com o Lança-Dardos sem possuir a arma ou sem munição disponível; e </w:t>
-      </w:r>
-      <w:proofErr w:type="spellStart"/>
-      <w:r>
-        <w:t>PersistenciaException</w:t>
-      </w:r>
-      <w:proofErr w:type="spellEnd"/>
-      <w:r>
-        <w:t>, que encapsula as exceções de mais baixo nível (</w:t>
-      </w:r>
-      <w:proofErr w:type="spellStart"/>
-      <w:r>
-        <w:t>IOException</w:t>
-      </w:r>
-      <w:proofErr w:type="spellEnd"/>
-      <w:r>
-        <w:t xml:space="preserve">, </w:t>
-      </w:r>
-      <w:proofErr w:type="spellStart"/>
-      <w:r>
-        <w:t>ClassNotFoundException</w:t>
-      </w:r>
-      <w:proofErr w:type="spellEnd"/>
-      <w:r>
-        <w:t xml:space="preserve">) lançadas pelo sistema de arquivos ou pela </w:t>
-      </w:r>
-      <w:proofErr w:type="spellStart"/>
-      <w:r>
-        <w:t>desserialização</w:t>
-      </w:r>
-      <w:proofErr w:type="spellEnd"/>
-      <w:r>
-        <w:t xml:space="preserve"> ao salvar ou carregar uma partida, traduzindo-as para uma mensagem específica do domínio da aplicação.</w:t>
+        <w:t>Foram criadas três exceções de aplicação, todas checked (subclasses diretas de Exception), cada uma representando uma condição de erro previsível do domínio do jogo: MovimentoInvalidoException, lançada por Mapa.moverJogador(int, int) quando o destino é uma posição fora do tabuleiro, ocupada por uma parede, ou não adjacente à posição atual do jogador, e tratada em PainelJogo com uma mensagem amigável em JOptionPane; SemMunicaoException, lançada por Combate quando o jogador tenta atacar com o Lança-Dardos sem possuir a arma ou sem munição disponível; e PersistenciaException, que encapsula as exceções de mais baixo nível (IOException, ClassNotFoundException) lançadas pelo sistema de arquivos ou pela desserialização ao salvar ou carregar uma partida, traduzindo-as para uma mensagem específica do domínio da aplicação.</w:t>
       </w:r>
     </w:p>
     <w:p>
@@ -1820,111 +1070,7 @@
         <w:jc w:val="both"/>
       </w:pPr>
       <w:r>
-        <w:t xml:space="preserve">O projeto utiliza a Java </w:t>
-      </w:r>
-      <w:proofErr w:type="spellStart"/>
-      <w:r>
-        <w:t>Collections</w:t>
-      </w:r>
-      <w:proofErr w:type="spellEnd"/>
-      <w:r>
-        <w:t xml:space="preserve"> Framework em diversos pontos: Inventario mantém os itens do jogador em uma </w:t>
-      </w:r>
-      <w:proofErr w:type="spellStart"/>
-      <w:r>
-        <w:t>List</w:t>
-      </w:r>
-      <w:proofErr w:type="spellEnd"/>
-      <w:r>
-        <w:t xml:space="preserve">&lt;Item&gt; (implementada como </w:t>
-      </w:r>
-      <w:proofErr w:type="spellStart"/>
-      <w:r>
-        <w:t>ArrayList</w:t>
-      </w:r>
-      <w:proofErr w:type="spellEnd"/>
-      <w:r>
-        <w:t xml:space="preserve">); Mapa mantém os dinossauros vivos em uma </w:t>
-      </w:r>
-      <w:proofErr w:type="spellStart"/>
-      <w:r>
-        <w:t>List</w:t>
-      </w:r>
-      <w:proofErr w:type="spellEnd"/>
-      <w:r>
-        <w:t xml:space="preserve">&lt;Dinossauro&gt; e devolve as posições livres para fuga durante um combate em uma </w:t>
-      </w:r>
-      <w:proofErr w:type="spellStart"/>
-      <w:r>
-        <w:t>List</w:t>
-      </w:r>
-      <w:proofErr w:type="spellEnd"/>
-      <w:r>
-        <w:t>&lt;</w:t>
-      </w:r>
-      <w:proofErr w:type="spellStart"/>
-      <w:r>
-        <w:t>int</w:t>
-      </w:r>
-      <w:proofErr w:type="spellEnd"/>
-      <w:r>
-        <w:t>[]&gt; (</w:t>
-      </w:r>
-      <w:proofErr w:type="spellStart"/>
-      <w:r>
-        <w:t>Mapa.posicoesParaFuga</w:t>
-      </w:r>
-      <w:proofErr w:type="spellEnd"/>
-      <w:r>
-        <w:t xml:space="preserve">()); a classe Dinossauro utiliza </w:t>
-      </w:r>
-      <w:proofErr w:type="spellStart"/>
-      <w:r>
-        <w:t>Collections.shuffle</w:t>
-      </w:r>
-      <w:proofErr w:type="spellEnd"/>
-      <w:r>
-        <w:t>(...) para embaralhar a ordem das quatro direções possíveis de movimento a cada passo; e a interface gráfica (</w:t>
-      </w:r>
-      <w:proofErr w:type="spellStart"/>
-      <w:r>
-        <w:t>PainelJogo</w:t>
-      </w:r>
-      <w:proofErr w:type="spellEnd"/>
-      <w:r>
-        <w:t xml:space="preserve">) mantém um cache de imagens já carregadas e redimensionadas em dois </w:t>
-      </w:r>
-      <w:proofErr w:type="spellStart"/>
-      <w:r>
-        <w:t>HashMap</w:t>
-      </w:r>
-      <w:proofErr w:type="spellEnd"/>
-      <w:r>
-        <w:t xml:space="preserve"> (Map&lt;Character, </w:t>
-      </w:r>
-      <w:proofErr w:type="spellStart"/>
-      <w:r>
-        <w:t>Image</w:t>
-      </w:r>
-      <w:proofErr w:type="spellEnd"/>
-      <w:r>
-        <w:t>&gt; e Map&lt;</w:t>
-      </w:r>
-      <w:proofErr w:type="spellStart"/>
-      <w:r>
-        <w:t>String</w:t>
-      </w:r>
-      <w:proofErr w:type="spellEnd"/>
-      <w:r>
-        <w:t xml:space="preserve">, </w:t>
-      </w:r>
-      <w:proofErr w:type="spellStart"/>
-      <w:r>
-        <w:t>ImageIcon</w:t>
-      </w:r>
-      <w:proofErr w:type="spellEnd"/>
-      <w:r>
-        <w:t>&gt;), evitando reler e reprocessar os arquivos de imagem do disco a cada atualização do tabuleiro.</w:t>
+        <w:t>O projeto utiliza a Java Collections Framework em diversos pontos: Inventario mantém os itens do jogador em uma List&lt;Item&gt; (implementada como ArrayList); Mapa mantém os dinossauros vivos em uma List&lt;Dinossauro&gt; e devolve as posições livres para fuga durante um combate em uma List&lt;int[]&gt; (Mapa.posicoesParaFuga()); a classe Dinossauro utiliza Collections.shuffle(...) para embaralhar a ordem das quatro direções possíveis de movimento a cada passo; e a interface gráfica (PainelJogo) mantém um cache de imagens já carregadas e redimensionadas em dois HashMap (Map&lt;Character, Image&gt; e Map&lt;String, ImageIcon&gt;), evitando reler e reprocessar os arquivos de imagem do disco a cada atualização do tabuleiro.</w:t>
       </w:r>
     </w:p>
     <w:p>
@@ -1946,123 +1092,11 @@
         <w:jc w:val="both"/>
       </w:pPr>
       <w:r>
-        <w:t xml:space="preserve">Toda a interface gráfica do jogo foi construída com a biblioteca Java Swing. A classe </w:t>
-      </w:r>
-      <w:proofErr w:type="spellStart"/>
-      <w:r>
-        <w:t>JanelaPrincipal</w:t>
-      </w:r>
-      <w:proofErr w:type="spellEnd"/>
-      <w:r>
-        <w:t xml:space="preserve"> (subclasse de </w:t>
-      </w:r>
-      <w:proofErr w:type="spellStart"/>
-      <w:r>
-        <w:t>JFrame</w:t>
-      </w:r>
-      <w:proofErr w:type="spellEnd"/>
-      <w:r>
-        <w:t xml:space="preserve">) usa um </w:t>
-      </w:r>
-      <w:proofErr w:type="spellStart"/>
-      <w:r>
-        <w:t>CardLayout</w:t>
-      </w:r>
-      <w:proofErr w:type="spellEnd"/>
-      <w:r>
-        <w:t xml:space="preserve"> para alternar entre quatro telas independentes — </w:t>
-      </w:r>
-      <w:proofErr w:type="spellStart"/>
-      <w:r>
-        <w:t>PainelBoasVindas</w:t>
-      </w:r>
-      <w:proofErr w:type="spellEnd"/>
-      <w:r>
-        <w:t xml:space="preserve">, </w:t>
-      </w:r>
-      <w:proofErr w:type="spellStart"/>
-      <w:r>
-        <w:t>PainelDificuldade</w:t>
-      </w:r>
-      <w:proofErr w:type="spellEnd"/>
-      <w:r>
-        <w:t xml:space="preserve">, </w:t>
-      </w:r>
-      <w:proofErr w:type="spellStart"/>
-      <w:r>
-        <w:t>PainelJogo</w:t>
-      </w:r>
-      <w:proofErr w:type="spellEnd"/>
-      <w:r>
-        <w:t xml:space="preserve"> e </w:t>
-      </w:r>
-      <w:proofErr w:type="spellStart"/>
-      <w:r>
-        <w:t>PainelResultado</w:t>
-      </w:r>
-      <w:proofErr w:type="spellEnd"/>
-      <w:r>
-        <w:t xml:space="preserve"> — sem a necessidade de abrir novas janelas a cada troca de tela. O tabuleiro do jogo (</w:t>
-      </w:r>
-      <w:proofErr w:type="spellStart"/>
-      <w:r>
-        <w:t>PainelJogo</w:t>
-      </w:r>
-      <w:proofErr w:type="spellEnd"/>
-      <w:r>
-        <w:t xml:space="preserve">) é implementado como uma grade de </w:t>
-      </w:r>
-      <w:proofErr w:type="spellStart"/>
-      <w:r>
-        <w:t>JButton</w:t>
-      </w:r>
-      <w:proofErr w:type="spellEnd"/>
-      <w:r>
-        <w:t xml:space="preserve"> organizados em um </w:t>
-      </w:r>
-      <w:proofErr w:type="spellStart"/>
-      <w:r>
-        <w:t>GridLayout</w:t>
-      </w:r>
-      <w:proofErr w:type="spellEnd"/>
-      <w:r>
-        <w:t xml:space="preserve">, cada botão exibindo, por meio de um </w:t>
-      </w:r>
-      <w:proofErr w:type="spellStart"/>
-      <w:r>
-        <w:t>ImageIcon</w:t>
-      </w:r>
-      <w:proofErr w:type="spellEnd"/>
-      <w:r>
-        <w:t xml:space="preserve">, a imagem do elemento presente naquela célula (jogador, parede, caixa ou dinossauro) e reagindo a cliques do jogador para movimentação. O combate é conduzido por uma </w:t>
+        <w:t xml:space="preserve">Toda a interface gráfica do jogo foi construída com a biblioteca Java Swing. A classe JanelaPrincipal (subclasse de JFrame) usa um CardLayout para alternar entre quatro telas independentes — PainelBoasVindas, PainelDificuldade, PainelJogo e PainelResultado — sem a necessidade de abrir novas janelas a cada troca de tela. O tabuleiro do jogo (PainelJogo) é implementado como uma grade de JButton organizados em um GridLayout, cada botão exibindo, por meio de um ImageIcon, a imagem do elemento presente naquela célula (jogador, parede, caixa ou dinossauro) e reagindo a cliques do jogador para movimentação. O combate é conduzido por uma </w:t>
       </w:r>
       <w:r>
         <w:lastRenderedPageBreak/>
-        <w:t>janela modal dedicada (</w:t>
-      </w:r>
-      <w:proofErr w:type="spellStart"/>
-      <w:r>
-        <w:t>CombateDialog</w:t>
-      </w:r>
-      <w:proofErr w:type="spellEnd"/>
-      <w:r>
-        <w:t xml:space="preserve">, subclasse de </w:t>
-      </w:r>
-      <w:proofErr w:type="spellStart"/>
-      <w:r>
-        <w:t>JDialog</w:t>
-      </w:r>
-      <w:proofErr w:type="spellEnd"/>
-      <w:r>
-        <w:t xml:space="preserve">), que bloqueia a interação com o tabuleiro até que a luta termine, e mensagens pontuais — coleta de itens, erros de movimento, confirmação de saída — são exibidas com </w:t>
-      </w:r>
-      <w:proofErr w:type="spellStart"/>
-      <w:r>
-        <w:t>JOptionPane</w:t>
-      </w:r>
-      <w:proofErr w:type="spellEnd"/>
-      <w:r>
-        <w:t>.</w:t>
+        <w:t>janela modal dedicada (CombateDialog, subclasse de JDialog), que bloqueia a interação com o tabuleiro até que a luta termine, e mensagens pontuais — coleta de itens, erros de movimento, confirmação de saída — são exibidas com JOptionPane.</w:t>
       </w:r>
     </w:p>
     <w:p>
@@ -2074,124 +1108,17 @@
           <w:b/>
           <w:bCs/>
         </w:rPr>
-        <w:t xml:space="preserve">3.10 </w:t>
-      </w:r>
-      <w:proofErr w:type="spellStart"/>
-      <w:r>
-        <w:rPr>
-          <w:b/>
-          <w:bCs/>
-        </w:rPr>
-        <w:t>Multithreading</w:t>
-      </w:r>
-      <w:proofErr w:type="spellEnd"/>
-    </w:p>
-    <w:p>
-      <w:pPr>
-        <w:spacing w:line="360" w:lineRule="auto"/>
-        <w:ind w:firstLine="709"/>
-        <w:jc w:val="both"/>
-      </w:pPr>
-      <w:r>
-        <w:t xml:space="preserve">A movimentação autônoma dos dinossauros é implementada em uma </w:t>
-      </w:r>
-      <w:proofErr w:type="gramStart"/>
-      <w:r>
-        <w:t>thread dedicada</w:t>
-      </w:r>
-      <w:proofErr w:type="gramEnd"/>
-      <w:r>
-        <w:t xml:space="preserve">, a classe </w:t>
-      </w:r>
-      <w:proofErr w:type="spellStart"/>
-      <w:r>
-        <w:t>ThreadDinossauros</w:t>
-      </w:r>
-      <w:proofErr w:type="spellEnd"/>
-      <w:r>
-        <w:t xml:space="preserve"> (subclasse de Thread), que a cada ciclo percorre os dinossauros vivos do mapa chamando </w:t>
-      </w:r>
-      <w:proofErr w:type="spellStart"/>
-      <w:proofErr w:type="gramStart"/>
-      <w:r>
-        <w:t>dino.mover</w:t>
-      </w:r>
-      <w:proofErr w:type="spellEnd"/>
-      <w:proofErr w:type="gramEnd"/>
-      <w:r>
-        <w:t xml:space="preserve">(mapa) </w:t>
-      </w:r>
-      <w:proofErr w:type="spellStart"/>
-      <w:r>
-        <w:t>polimorficamente</w:t>
-      </w:r>
-      <w:proofErr w:type="spellEnd"/>
-      <w:r>
-        <w:t xml:space="preserve"> e, caso algum deles encontre o jogador, avisa a interface gráfica para iniciar um combate. Como o Swing não permite alterar componentes visuais fora da Event </w:t>
-      </w:r>
-      <w:proofErr w:type="spellStart"/>
-      <w:r>
-        <w:t>Dispatch</w:t>
-      </w:r>
-      <w:proofErr w:type="spellEnd"/>
-      <w:r>
-        <w:t xml:space="preserve"> Thread (EDT), toda atualização de tela originada por </w:t>
-      </w:r>
-      <w:proofErr w:type="gramStart"/>
-      <w:r>
-        <w:t>essa thread</w:t>
-      </w:r>
-      <w:proofErr w:type="gramEnd"/>
-      <w:r>
-        <w:t xml:space="preserve"> é despachada por meio de </w:t>
-      </w:r>
-      <w:proofErr w:type="spellStart"/>
-      <w:r>
-        <w:t>SwingUtilities.invokeLater</w:t>
-      </w:r>
-      <w:proofErr w:type="spellEnd"/>
-      <w:r>
-        <w:t xml:space="preserve">(...). Para evitar condições de corrida entre </w:t>
-      </w:r>
-      <w:proofErr w:type="gramStart"/>
-      <w:r>
-        <w:t>essa thread</w:t>
-      </w:r>
-      <w:proofErr w:type="gramEnd"/>
-      <w:r>
-        <w:t xml:space="preserve"> e a própria interação do jogador (que também altera o tabuleiro, a partir da EDT), os métodos do Mapa que modificam a matriz do tabuleiro — </w:t>
-      </w:r>
-      <w:proofErr w:type="spellStart"/>
-      <w:r>
-        <w:t>tentarMoverEntidade</w:t>
-      </w:r>
-      <w:proofErr w:type="spellEnd"/>
-      <w:r>
-        <w:t xml:space="preserve">(...), </w:t>
-      </w:r>
-      <w:proofErr w:type="spellStart"/>
-      <w:r>
-        <w:t>moverJogador</w:t>
-      </w:r>
-      <w:proofErr w:type="spellEnd"/>
-      <w:r>
-        <w:t xml:space="preserve">(...), fugir(...), entre outros — são declarados </w:t>
-      </w:r>
-      <w:proofErr w:type="spellStart"/>
-      <w:r>
-        <w:t>synchronized</w:t>
-      </w:r>
-      <w:proofErr w:type="spellEnd"/>
-      <w:r>
-        <w:t>; além disso, a thread pode ser pausada e retomada (pausar</w:t>
-      </w:r>
-      <w:proofErr w:type="gramStart"/>
-      <w:r>
-        <w:t>()/retomar(</w:t>
-      </w:r>
-      <w:proofErr w:type="gramEnd"/>
-      <w:r>
-        <w:t>)) sempre que um combate está em andamento, evitando que os demais dinossauros se movam durante uma luta.</w:t>
+        <w:t>3.10 Multithreading</w:t>
+      </w:r>
+    </w:p>
+    <w:p>
+      <w:pPr>
+        <w:spacing w:line="360" w:lineRule="auto"/>
+        <w:ind w:firstLine="709"/>
+        <w:jc w:val="both"/>
+      </w:pPr>
+      <w:r>
+        <w:t>A movimentação autônoma dos dinossauros é implementada em uma thread dedicada, a classe ThreadDinossauros (subclasse de Thread), que a cada ciclo percorre os dinossauros vivos do mapa chamando dino.mover(mapa) polimorficamente e, caso algum deles encontre o jogador, avisa a interface gráfica para iniciar um combate. Como o Swing não permite alterar componentes visuais fora da Event Dispatch Thread (EDT), toda atualização de tela originada por essa thread é despachada por meio de SwingUtilities.invokeLater(...). Para evitar condições de corrida entre essa thread e a própria interação do jogador (que também altera o tabuleiro, a partir da EDT), os métodos do Mapa que modificam a matriz do tabuleiro — tentarMoverEntidade(...), moverJogador(...), fugir(...), entre outros — são declarados synchronized; além disso, a thread pode ser pausada e retomada (pausar()/retomar()) sempre que um combate está em andamento, evitando que os demais dinossauros se movam durante uma luta.</w:t>
       </w:r>
     </w:p>
     <w:p>
@@ -2213,119 +1140,7 @@
         <w:jc w:val="both"/>
       </w:pPr>
       <w:r>
-        <w:t xml:space="preserve">O jogo permite salvar e carregar o progresso de uma partida em arquivo, utilizando serialização nativa de objetos Java. A classe </w:t>
-      </w:r>
-      <w:proofErr w:type="spellStart"/>
-      <w:r>
-        <w:t>EstadoJogo</w:t>
-      </w:r>
-      <w:proofErr w:type="spellEnd"/>
-      <w:r>
-        <w:t xml:space="preserve"> (pacote </w:t>
-      </w:r>
-      <w:proofErr w:type="spellStart"/>
-      <w:r>
-        <w:t>Persistencia</w:t>
-      </w:r>
-      <w:proofErr w:type="spellEnd"/>
-      <w:r>
-        <w:t xml:space="preserve">) implementa </w:t>
-      </w:r>
-      <w:proofErr w:type="spellStart"/>
-      <w:r>
-        <w:t>Serializable</w:t>
-      </w:r>
-      <w:proofErr w:type="spellEnd"/>
-      <w:r>
-        <w:t xml:space="preserve"> e agrega o Mapa, o Jogador e o nível de percepção de uma partida; para isso, toda a cadeia de classes de domínio referenciada por ela — Mapa, Jogador, Dinossauro e suas subclasses, Item e suas subclasses, </w:t>
-      </w:r>
-      <w:proofErr w:type="gramStart"/>
-      <w:r>
-        <w:t>Inventario</w:t>
-      </w:r>
-      <w:proofErr w:type="gramEnd"/>
-      <w:r>
-        <w:t xml:space="preserve"> e </w:t>
-      </w:r>
-      <w:proofErr w:type="spellStart"/>
-      <w:r>
-        <w:t>CaixaDeSuprimentos</w:t>
-      </w:r>
-      <w:proofErr w:type="spellEnd"/>
-      <w:r>
-        <w:t xml:space="preserve"> — também implementa </w:t>
-      </w:r>
-      <w:proofErr w:type="spellStart"/>
-      <w:r>
-        <w:t>Serializable</w:t>
-      </w:r>
-      <w:proofErr w:type="spellEnd"/>
-      <w:r>
-        <w:t xml:space="preserve">. A classe </w:t>
-      </w:r>
-      <w:proofErr w:type="spellStart"/>
-      <w:r>
-        <w:t>GerenciadorPersistencia</w:t>
-      </w:r>
-      <w:proofErr w:type="spellEnd"/>
-      <w:r>
-        <w:t xml:space="preserve"> grava esse estado em disco com um </w:t>
-      </w:r>
-      <w:proofErr w:type="spellStart"/>
-      <w:r>
-        <w:t>ObjectOutputStream</w:t>
-      </w:r>
-      <w:proofErr w:type="spellEnd"/>
-      <w:r>
-        <w:t xml:space="preserve"> e o recupera com um </w:t>
-      </w:r>
-      <w:proofErr w:type="spellStart"/>
-      <w:r>
-        <w:t>ObjectInputStream</w:t>
-      </w:r>
-      <w:proofErr w:type="spellEnd"/>
-      <w:r>
-        <w:t xml:space="preserve">, encapsulando qualquer </w:t>
-      </w:r>
-      <w:proofErr w:type="spellStart"/>
-      <w:r>
-        <w:t>IOException</w:t>
-      </w:r>
-      <w:proofErr w:type="spellEnd"/>
-      <w:r>
-        <w:t xml:space="preserve"> ou </w:t>
-      </w:r>
-      <w:proofErr w:type="spellStart"/>
-      <w:r>
-        <w:t>ClassNotFoundException</w:t>
-      </w:r>
-      <w:proofErr w:type="spellEnd"/>
-      <w:r>
-        <w:t xml:space="preserve"> em uma </w:t>
-      </w:r>
-      <w:proofErr w:type="spellStart"/>
-      <w:r>
-        <w:t>PersistenciaException</w:t>
-      </w:r>
-      <w:proofErr w:type="spellEnd"/>
-      <w:r>
-        <w:t xml:space="preserve"> específica do domínio da aplicação, conforme descrito na seção 3.7. O mesmo mecanismo de serialização é reaproveitado para implementar a opção “Reiniciar Jogo”: o estado inicial de cada partida é clonado inteiramente em memória (serializando e imediatamente </w:t>
-      </w:r>
-      <w:proofErr w:type="spellStart"/>
-      <w:r>
-        <w:t>desserializando</w:t>
-      </w:r>
-      <w:proofErr w:type="spellEnd"/>
-      <w:r>
-        <w:t xml:space="preserve"> o próprio objeto </w:t>
-      </w:r>
-      <w:proofErr w:type="spellStart"/>
-      <w:r>
-        <w:t>EstadoJogo</w:t>
-      </w:r>
-      <w:proofErr w:type="spellEnd"/>
-      <w:r>
-        <w:t xml:space="preserve">) logo após </w:t>
+        <w:t xml:space="preserve">O jogo permite salvar e carregar o progresso de uma partida em arquivo, utilizando serialização nativa de objetos Java. A classe EstadoJogo (pacote Persistencia) implementa Serializable e agrega o Mapa, o Jogador e o nível de percepção de uma partida; para isso, toda a cadeia de classes de domínio referenciada por ela — Mapa, Jogador, Dinossauro e suas subclasses, Item e suas subclasses, Inventario e CaixaDeSuprimentos — também implementa Serializable. A classe GerenciadorPersistencia grava esse estado em disco com um ObjectOutputStream e o recupera com um ObjectInputStream, encapsulando qualquer IOException ou ClassNotFoundException em uma PersistenciaException específica do domínio da aplicação, conforme descrito na seção 3.7. O mesmo mecanismo de serialização é reaproveitado para implementar a opção “Reiniciar Jogo”: o estado inicial de cada partida é clonado inteiramente em memória (serializando e imediatamente desserializando o próprio objeto EstadoJogo) logo após </w:t>
       </w:r>
       <w:r>
         <w:lastRenderedPageBreak/>
@@ -2430,35 +1245,7 @@
         <w:jc w:val="both"/>
       </w:pPr>
       <w:r>
-        <w:t>Bibliotecas externas: nenhuma. O projeto utiliza somente as bibliotecas padrão do Java (</w:t>
-      </w:r>
-      <w:proofErr w:type="spellStart"/>
-      <w:proofErr w:type="gramStart"/>
-      <w:r>
-        <w:t>javax.swing</w:t>
-      </w:r>
-      <w:proofErr w:type="spellEnd"/>
-      <w:proofErr w:type="gramEnd"/>
-      <w:r>
-        <w:t xml:space="preserve">, </w:t>
-      </w:r>
-      <w:proofErr w:type="spellStart"/>
-      <w:r>
-        <w:t>java.awt</w:t>
-      </w:r>
-      <w:proofErr w:type="spellEnd"/>
-      <w:r>
-        <w:t xml:space="preserve">, java.io, </w:t>
-      </w:r>
-      <w:proofErr w:type="spellStart"/>
-      <w:proofErr w:type="gramStart"/>
-      <w:r>
-        <w:t>java.util</w:t>
-      </w:r>
-      <w:proofErr w:type="spellEnd"/>
-      <w:proofErr w:type="gramEnd"/>
-      <w:r>
-        <w:t>).</w:t>
+        <w:t>Bibliotecas externas: nenhuma. O projeto utiliza somente as bibliotecas padrão do Java (javax.swing, java.awt, java.io, java.util).</w:t>
       </w:r>
     </w:p>
     <w:p>
@@ -2493,122 +1280,46 @@
         <w:jc w:val="both"/>
       </w:pPr>
       <w:r>
-        <w:t xml:space="preserve">1. Crie um novo projeto Java com fontes existentes (File → New Project → Java </w:t>
-      </w:r>
-      <w:proofErr w:type="spellStart"/>
-      <w:r>
-        <w:t>with</w:t>
-      </w:r>
-      <w:proofErr w:type="spellEnd"/>
+        <w:t>1. Crie um novo projeto Java com fontes existentes (File → New Project → Java with Existing Sources) e aponte a pasta de código-fonte para o diretório src/.</w:t>
+      </w:r>
+    </w:p>
+    <w:p>
+      <w:pPr>
+        <w:spacing w:line="360" w:lineRule="auto"/>
+        <w:jc w:val="both"/>
+      </w:pPr>
+      <w:r>
+        <w:t>2. Copie os arquivos de imagem para a raiz do projeto (mesmo nível da pasta src/), para que fiquem no diretório de trabalho padrão de execução do NetBeans.</w:t>
+      </w:r>
+    </w:p>
+    <w:p>
+      <w:pPr>
+        <w:spacing w:line="360" w:lineRule="auto"/>
+        <w:jc w:val="both"/>
+      </w:pPr>
+      <w:r>
+        <w:t>3. Defina GUI.JanelaPrincipal como classe principal do projeto (clique com o botão direito no projeto → Properties → Run → Main Class).</w:t>
+      </w:r>
+    </w:p>
+    <w:p>
+      <w:pPr>
+        <w:spacing w:line="360" w:lineRule="auto"/>
+        <w:jc w:val="both"/>
+      </w:pPr>
+      <w:r>
+        <w:t xml:space="preserve">4. Execute o projeto com </w:t>
+      </w:r>
+      <w:r>
+        <w:t>Build Project</w:t>
+      </w:r>
       <w:r>
         <w:t xml:space="preserve"> </w:t>
       </w:r>
-      <w:proofErr w:type="spellStart"/>
-      <w:r>
-        <w:t>Existing</w:t>
-      </w:r>
-      <w:proofErr w:type="spellEnd"/>
-      <w:r>
-        <w:t xml:space="preserve"> </w:t>
-      </w:r>
-      <w:proofErr w:type="spellStart"/>
-      <w:r>
-        <w:t>Sources</w:t>
-      </w:r>
-      <w:proofErr w:type="spellEnd"/>
-      <w:r>
-        <w:t xml:space="preserve">) e aponte a pasta de código-fonte para o diretório </w:t>
-      </w:r>
-      <w:proofErr w:type="spellStart"/>
-      <w:r>
-        <w:t>src</w:t>
-      </w:r>
-      <w:proofErr w:type="spellEnd"/>
-      <w:r>
-        <w:t>/.</w:t>
-      </w:r>
-    </w:p>
-    <w:p>
-      <w:pPr>
-        <w:spacing w:line="360" w:lineRule="auto"/>
-        <w:jc w:val="both"/>
-      </w:pPr>
-      <w:r>
-        <w:t xml:space="preserve">2. Copie os arquivos de imagem citados no passo 4 do item anterior para a raiz do projeto (mesmo nível da pasta </w:t>
-      </w:r>
-      <w:proofErr w:type="spellStart"/>
-      <w:r>
-        <w:t>src</w:t>
-      </w:r>
-      <w:proofErr w:type="spellEnd"/>
-      <w:r>
-        <w:t>/), para que fiquem no diretório de trabalho padrão de execução do NetBeans.</w:t>
-      </w:r>
-    </w:p>
-    <w:p>
-      <w:pPr>
-        <w:spacing w:line="360" w:lineRule="auto"/>
-        <w:jc w:val="both"/>
-      </w:pPr>
-      <w:r>
-        <w:t xml:space="preserve">3. Defina </w:t>
-      </w:r>
-      <w:proofErr w:type="spellStart"/>
-      <w:r>
-        <w:t>GUI.JanelaPrincipal</w:t>
-      </w:r>
-      <w:proofErr w:type="spellEnd"/>
-      <w:r>
-        <w:t xml:space="preserve"> como classe principal do projeto (clique com o botão direito no projeto → Properties → </w:t>
-      </w:r>
-      <w:proofErr w:type="spellStart"/>
-      <w:r>
-        <w:t>Run</w:t>
-      </w:r>
-      <w:proofErr w:type="spellEnd"/>
-      <w:r>
-        <w:t xml:space="preserve"> → </w:t>
-      </w:r>
-      <w:proofErr w:type="spellStart"/>
-      <w:r>
-        <w:t>Main</w:t>
-      </w:r>
-      <w:proofErr w:type="spellEnd"/>
-      <w:r>
-        <w:t xml:space="preserve"> </w:t>
-      </w:r>
-      <w:proofErr w:type="spellStart"/>
-      <w:r>
-        <w:t>Class</w:t>
-      </w:r>
-      <w:proofErr w:type="spellEnd"/>
-      <w:r>
-        <w:t>).</w:t>
-      </w:r>
-    </w:p>
-    <w:p>
-      <w:pPr>
-        <w:spacing w:line="360" w:lineRule="auto"/>
-        <w:jc w:val="both"/>
-      </w:pPr>
-      <w:r>
-        <w:t xml:space="preserve">4. Execute o projeto com </w:t>
-      </w:r>
-      <w:proofErr w:type="spellStart"/>
-      <w:r>
-        <w:t>Run</w:t>
-      </w:r>
-      <w:proofErr w:type="spellEnd"/>
-      <w:r>
-        <w:t xml:space="preserve"> → </w:t>
-      </w:r>
-      <w:proofErr w:type="spellStart"/>
-      <w:r>
-        <w:t>Run</w:t>
-      </w:r>
-      <w:proofErr w:type="spellEnd"/>
-      <w:r>
-        <w:t xml:space="preserve"> Project (F6).</w:t>
+      <w:r>
+        <w:t xml:space="preserve">e depois </w:t>
+      </w:r>
+      <w:r>
+        <w:t>Run Project.</w:t>
       </w:r>
     </w:p>
     <w:p>
@@ -3006,23 +1717,7 @@
       </w:r>
       <w:r>
         <w:lastRenderedPageBreak/>
-        <w:t>dinossauros acumulou abstrações mais sofisticadas do que o necessário para o escopo da disciplina (</w:t>
-      </w:r>
-      <w:proofErr w:type="gramStart"/>
-      <w:r>
-        <w:t>uma thread independente</w:t>
-      </w:r>
-      <w:proofErr w:type="gramEnd"/>
-      <w:r>
-        <w:t xml:space="preserve"> por dinossauro, uma interface, um sistema de armas genérico baseado em categorias). Essas soluções funcionavam corretamente, mas dificultavam a explicação do código em uma apresentação. Foi necessário revisar deliberadamente a arquitetura para simplificá-la, preservando o comportamento do jogo, mas concentrando a movimentação dos dinossauros em uma </w:t>
-      </w:r>
-      <w:proofErr w:type="gramStart"/>
-      <w:r>
-        <w:t>única thread</w:t>
-      </w:r>
-      <w:proofErr w:type="gramEnd"/>
-      <w:r>
-        <w:t xml:space="preserve"> e voltando a um tratamento de combate mais direto.</w:t>
+        <w:t>dinossauros acumulou abstrações mais sofisticadas do que o necessário para o escopo da disciplina (uma thread independente por dinossauro, uma interface, um sistema de armas genérico baseado em categorias). Essas soluções funcionavam corretamente, mas dificultavam a explicação do código em uma apresentação. Foi necessário revisar deliberadamente a arquitetura para simplificá-la, preservando o comportamento do jogo, mas concentrando a movimentação dos dinossauros em uma única thread e voltando a um tratamento de combate mais direto.</w:t>
       </w:r>
     </w:p>
     <w:p>
@@ -3037,31 +1732,7 @@
         <w:jc w:val="both"/>
       </w:pPr>
       <w:r>
-        <w:t xml:space="preserve">Sincronização entre a thread de movimentação e a interface gráfica: como o Swing não permite atualizar componentes visuais fora da Event </w:t>
-      </w:r>
-      <w:proofErr w:type="spellStart"/>
-      <w:r>
-        <w:t>Dispatch</w:t>
-      </w:r>
-      <w:proofErr w:type="spellEnd"/>
-      <w:r>
-        <w:t xml:space="preserve"> Thread (EDT), foi necessário garantir que toda alteração da interface originada pela thread de movimentação dos dinossauros fosse repassada por meio de </w:t>
-      </w:r>
-      <w:proofErr w:type="spellStart"/>
-      <w:r>
-        <w:t>SwingUtilities.invokeLater</w:t>
-      </w:r>
-      <w:proofErr w:type="spellEnd"/>
-      <w:r>
-        <w:t xml:space="preserve">(...), e que o tabuleiro (classe Mapa) protegesse com métodos </w:t>
-      </w:r>
-      <w:proofErr w:type="spellStart"/>
-      <w:r>
-        <w:t>synchronized</w:t>
-      </w:r>
-      <w:proofErr w:type="spellEnd"/>
-      <w:r>
-        <w:t xml:space="preserve"> qualquer operação que pudesse ser chamada tanto pela thread de movimentação quanto pela própria interação do usuário.</w:t>
+        <w:t>Sincronização entre a thread de movimentação e a interface gráfica: como o Swing não permite atualizar componentes visuais fora da Event Dispatch Thread (EDT), foi necessário garantir que toda alteração da interface originada pela thread de movimentação dos dinossauros fosse repassada por meio de SwingUtilities.invokeLater(...), e que o tabuleiro (classe Mapa) protegesse com métodos synchronized qualquer operação que pudesse ser chamada tanto pela thread de movimentação quanto pela própria interação do usuário.</w:t>
       </w:r>
     </w:p>
     <w:p>
@@ -3076,36 +1747,7 @@
         <w:jc w:val="both"/>
       </w:pPr>
       <w:r>
-        <w:t>Ícones do tabuleiro não preenchendo os botões corretamente: ao substituir a representação do tabuleiro (letras coloridas) por imagens, surgiram dois problemas em sequência. Primeiro, o tamanho dos componentes (</w:t>
-      </w:r>
-      <w:proofErr w:type="spellStart"/>
-      <w:r>
-        <w:t>JButton.getWidth</w:t>
-      </w:r>
-      <w:proofErr w:type="spellEnd"/>
-      <w:proofErr w:type="gramStart"/>
-      <w:r>
-        <w:t>()/</w:t>
-      </w:r>
-      <w:proofErr w:type="spellStart"/>
-      <w:r>
-        <w:t>getHeight</w:t>
-      </w:r>
-      <w:proofErr w:type="spellEnd"/>
-      <w:r>
-        <w:t>(</w:t>
-      </w:r>
-      <w:proofErr w:type="gramEnd"/>
-      <w:r>
-        <w:t xml:space="preserve">)) ainda não estava definido no momento em que os ícones eram redimensionados, pois o gerenciador de layout só define o tamanho real dos componentes depois que a janela é efetivamente exibida pela primeira vez — isso fazia os ícones serem redimensionados para 0x0 pixels. Depois de corrigido, um segundo problema surgiu: como o ícone tinha um tamanho fixo, mas o botão podia ser bem maior (dependendo do tamanho da janela), sobrava um espaço vazio ao redor da imagem. A solução final recalcula o ícone de cada célula sempre que a grade do tabuleiro muda de tamanho (usando um </w:t>
-      </w:r>
-      <w:proofErr w:type="spellStart"/>
-      <w:r>
-        <w:t>ComponentListener</w:t>
-      </w:r>
-      <w:proofErr w:type="spellEnd"/>
-      <w:r>
-        <w:t>), mantendo um cache por símbolo e tamanho para não prejudicar o desempenho.</w:t>
+        <w:t>Ícones do tabuleiro não preenchendo os botões corretamente: ao substituir a representação do tabuleiro (letras coloridas) por imagens, surgiram dois problemas em sequência. Primeiro, o tamanho dos componentes (JButton.getWidth()/getHeight()) ainda não estava definido no momento em que os ícones eram redimensionados, pois o gerenciador de layout só define o tamanho real dos componentes depois que a janela é efetivamente exibida pela primeira vez — isso fazia os ícones serem redimensionados para 0x0 pixels. Depois de corrigido, um segundo problema surgiu: como o ícone tinha um tamanho fixo, mas o botão podia ser bem maior (dependendo do tamanho da janela), sobrava um espaço vazio ao redor da imagem. A solução final recalcula o ícone de cada célula sempre que a grade do tabuleiro muda de tamanho (usando um ComponentListener), mantendo um cache por símbolo e tamanho para não prejudicar o desempenho.</w:t>
       </w:r>
     </w:p>
     <w:p>
@@ -3266,15 +1908,13 @@
         <w:jc w:val="both"/>
       </w:pPr>
       <w:r>
-        <w:t xml:space="preserve">Por fim, a adição de uma interface gráfica completa, de uma </w:t>
-      </w:r>
-      <w:proofErr w:type="gramStart"/>
-      <w:r>
-        <w:t>thread dedicada</w:t>
-      </w:r>
-      <w:proofErr w:type="gramEnd"/>
-      <w:r>
-        <w:t xml:space="preserve"> à movimentação dos dinossauros e de um sistema de salvamento em arquivo demonstrou, na prática, como os mesmos princípios de encapsulamento e responsabilidade única aplicados às classes de domínio do jogo também se estendem à camada de interação com o usuário e à infraestrutura de persistência, resultando em um sistema coeso e passível de manutenção e extensão futuras.</w:t>
+        <w:t>Por fim, a adição de uma interface gráfica completa, de uma thread dedicada à movimentação dos dinossauros e de um sistema de salvamento em arquivo demonstrou, na prática, como os mesmos princípios de encapsulamento e responsabilidade única aplicados às classes de domínio do jogo também se estendem à camada de interação com o usuário e à infraestrutura de persistência, resultando em um sistema passível de manutenção e extens</w:t>
+      </w:r>
+      <w:r>
+        <w:t>ões</w:t>
+      </w:r>
+      <w:r>
+        <w:t xml:space="preserve"> futuras.</w:t>
       </w:r>
     </w:p>
     <w:sectPr>
